--- a/docs/项目自述-从第一性原理到落地.docx
+++ b/docs/项目自述-从第一性原理到落地.docx
@@ -29,25 +29,16 @@
         </w:rPr>
         <w:t>这篇不是宣传稿，是复盘。我会写清楚这个东西是怎么来的、每一步为什么这么选、踩了什么坑、以及它</w:t>
       </w:r>
-    </w:p>
-    <w:p>
-      <w:pPr>
-        <w:ind w:left="432"/>
-      </w:pPr>
       <w:r>
         <w:rPr>
           <w:rFonts w:ascii="微软雅黑" w:hAnsi="微软雅黑" w:eastAsia="微软雅黑"/>
+          <w:b/>
           <w:i/>
           <w:color w:val="555555"/>
           <w:sz w:val="21"/>
         </w:rPr>
-        <w:t>**不是什么**</w:t>
-      </w:r>
-    </w:p>
-    <w:p>
-      <w:pPr>
-        <w:ind w:left="432"/>
-      </w:pPr>
+        <w:t>不是什么</w:t>
+      </w:r>
       <w:r>
         <w:rPr>
           <w:rFonts w:ascii="微软雅黑" w:hAnsi="微软雅黑" w:eastAsia="微软雅黑"/>
@@ -322,13 +313,17 @@
           <w:color w:val="555555"/>
           <w:sz w:val="21"/>
         </w:rPr>
-        <w:t>**请求**</w:t>
-      </w:r>
-    </w:p>
-    <w:p>
-      <w:pPr>
-        <w:ind w:left="432"/>
-      </w:pPr>
+      </w:r>
+      <w:r>
+        <w:rPr>
+          <w:rFonts w:ascii="微软雅黑" w:hAnsi="微软雅黑" w:eastAsia="微软雅黑"/>
+          <w:b/>
+          <w:i/>
+          <w:color w:val="555555"/>
+          <w:sz w:val="21"/>
+        </w:rPr>
+        <w:t>请求</w:t>
+      </w:r>
       <w:r>
         <w:rPr>
           <w:rFonts w:ascii="微软雅黑" w:hAnsi="微软雅黑" w:eastAsia="微软雅黑"/>
@@ -336,13 +331,18 @@
           <w:color w:val="555555"/>
           <w:sz w:val="21"/>
         </w:rPr>
-        <w:t>："frr2 和 frr1 之间的 OSPF 邻居为什么断了？要批割接吗？"</w:t>
-      </w:r>
-    </w:p>
-    <w:p>
-      <w:pPr>
-        <w:ind w:left="432"/>
-      </w:pPr>
+        <w:t xml:space="preserve">："frr2 和 frr1 之间的 OSPF 邻居为什么断了？要批割接吗？" </w:t>
+      </w:r>
+      <w:r>
+        <w:rPr>
+          <w:rFonts w:ascii="微软雅黑" w:hAnsi="微软雅黑" w:eastAsia="微软雅黑"/>
+          <w:b/>
+          <w:i/>
+          <w:color w:val="555555"/>
+          <w:sz w:val="21"/>
+        </w:rPr>
+        <w:t>他做的</w:t>
+      </w:r>
       <w:r>
         <w:rPr>
           <w:rFonts w:ascii="微软雅黑" w:hAnsi="微软雅黑" w:eastAsia="微软雅黑"/>
@@ -350,13 +350,17 @@
           <w:color w:val="555555"/>
           <w:sz w:val="21"/>
         </w:rPr>
-        <w:t>**他做的**</w:t>
-      </w:r>
-    </w:p>
-    <w:p>
-      <w:pPr>
-        <w:ind w:left="432"/>
-      </w:pPr>
+        <w:t xml:space="preserve">：登 frr2，敲 </w:t>
+      </w:r>
+      <w:r>
+        <w:rPr>
+          <w:rFonts w:ascii="Consolas" w:hAnsi="Consolas"/>
+          <w:i/>
+          <w:color w:val="555555"/>
+          <w:sz w:val="21"/>
+        </w:rPr>
+        <w:t>show ip ospf neighbor</w:t>
+      </w:r>
       <w:r>
         <w:rPr>
           <w:rFonts w:ascii="微软雅黑" w:hAnsi="微软雅黑" w:eastAsia="微软雅黑"/>
@@ -364,105 +368,7 @@
           <w:color w:val="555555"/>
           <w:sz w:val="21"/>
         </w:rPr>
-        <w:t>：</w:t>
-      </w:r>
-    </w:p>
-    <w:p>
-      <w:pPr>
-        <w:ind w:left="432"/>
-      </w:pPr>
-      <w:r>
-        <w:rPr>
-          <w:rFonts w:ascii="微软雅黑" w:hAnsi="微软雅黑" w:eastAsia="微软雅黑"/>
-          <w:i/>
-          <w:color w:val="555555"/>
-          <w:sz w:val="21"/>
-        </w:rPr>
-        <w:t>登 frr2，敲</w:t>
-      </w:r>
-    </w:p>
-    <w:p>
-      <w:pPr>
-        <w:ind w:left="432"/>
-      </w:pPr>
-      <w:r>
-        <w:rPr>
-          <w:rFonts w:ascii="微软雅黑" w:hAnsi="微软雅黑" w:eastAsia="微软雅黑"/>
-          <w:i/>
-          <w:color w:val="555555"/>
-          <w:sz w:val="21"/>
-        </w:rPr>
-        <w:t>`show ip ospf neighbor`</w:t>
-      </w:r>
-    </w:p>
-    <w:p>
-      <w:pPr>
-        <w:ind w:left="432"/>
-      </w:pPr>
-      <w:r>
-        <w:rPr>
-          <w:rFonts w:ascii="微软雅黑" w:hAnsi="微软雅黑" w:eastAsia="微软雅黑"/>
-          <w:i/>
-          <w:color w:val="555555"/>
-          <w:sz w:val="21"/>
-        </w:rPr>
-        <w:t>，看邻居状态是不是 Full；</w:t>
-      </w:r>
-    </w:p>
-    <w:p>
-      <w:pPr>
-        <w:ind w:left="432"/>
-      </w:pPr>
-      <w:r>
-        <w:rPr>
-          <w:rFonts w:ascii="微软雅黑" w:hAnsi="微软雅黑" w:eastAsia="微软雅黑"/>
-          <w:i/>
-          <w:color w:val="555555"/>
-          <w:sz w:val="21"/>
-        </w:rPr>
-        <w:t>登 frr1，看接口是不是 up；</w:t>
-      </w:r>
-    </w:p>
-    <w:p>
-      <w:pPr>
-        <w:ind w:left="432"/>
-      </w:pPr>
-      <w:r>
-        <w:rPr>
-          <w:rFonts w:ascii="微软雅黑" w:hAnsi="微软雅黑" w:eastAsia="微软雅黑"/>
-          <w:i/>
-          <w:color w:val="555555"/>
-          <w:sz w:val="21"/>
-        </w:rPr>
-        <w:t>ping 一下对端地址；</w:t>
-      </w:r>
-    </w:p>
-    <w:p>
-      <w:pPr>
-        <w:ind w:left="432"/>
-      </w:pPr>
-      <w:r>
-        <w:rPr>
-          <w:rFonts w:ascii="微软雅黑" w:hAnsi="微软雅黑" w:eastAsia="微软雅黑"/>
-          <w:i/>
-          <w:color w:val="555555"/>
-          <w:sz w:val="21"/>
-        </w:rPr>
-        <w:t>翻排障手册，"OSPF 邻居不建立" 的常见原因；</w:t>
-      </w:r>
-    </w:p>
-    <w:p>
-      <w:pPr>
-        <w:ind w:left="432"/>
-      </w:pPr>
-      <w:r>
-        <w:rPr>
-          <w:rFonts w:ascii="微软雅黑" w:hAnsi="微软雅黑" w:eastAsia="微软雅黑"/>
-          <w:i/>
-          <w:color w:val="555555"/>
-          <w:sz w:val="21"/>
-        </w:rPr>
-        <w:t>综合这些事实，判断能不能批。</w:t>
+        <w:t xml:space="preserve"> 看邻居状态是不是 Full；登 frr1 看接口是不是 up；ping 一下对端地址；翻排障手册里"OSPF 邻居不建立"的常见原因；综合这些事实，判断能不能批。</w:t>
       </w:r>
     </w:p>
     <w:p>
@@ -561,7 +467,24 @@
           <w:color w:val="555555"/>
           <w:sz w:val="21"/>
         </w:rPr>
-        <w:t>**Agent 必须自己去读设备真实状态，拿到证据之后再下结论。不能让它凭空回答。**</w:t>
+      </w:r>
+      <w:r>
+        <w:rPr>
+          <w:rFonts w:ascii="微软雅黑" w:hAnsi="微软雅黑" w:eastAsia="微软雅黑"/>
+          <w:b/>
+          <w:i/>
+          <w:color w:val="555555"/>
+          <w:sz w:val="21"/>
+        </w:rPr>
+        <w:t>Agent 必须自己去读设备真实状态，拿到证据之后再下结论。不能让它凭空回答。</w:t>
+      </w:r>
+      <w:r>
+        <w:rPr>
+          <w:rFonts w:ascii="微软雅黑" w:hAnsi="微软雅黑" w:eastAsia="微软雅黑"/>
+          <w:i/>
+          <w:color w:val="555555"/>
+          <w:sz w:val="21"/>
+        </w:rPr>
       </w:r>
     </w:p>
     <w:p>
@@ -634,16 +557,16 @@
         <w:t>while step &lt; 6:</w:t>
         <w:br/>
         <w:br/>
-        <w:t>&amp;#x20;   1\. 把用户问题 + 历史工具结果 拼成 prompt 给大模型</w:t>
+        <w:t xml:space="preserve">    1. 把用户问题 + 历史工具结果 拼成 prompt 给大模型</w:t>
         <w:br/>
         <w:br/>
-        <w:t>&amp;#x20;   2\. 大模型返回 JSON：{action, args, thought}</w:t>
+        <w:t xml:space="preserve">    2. 大模型返回 JSON：{action, args, thought}</w:t>
         <w:br/>
         <w:br/>
-        <w:t>&amp;#x20;   3\. 执行这个工具，把真实输出塞回上下文</w:t>
+        <w:t xml:space="preserve">    3. 执行这个工具，把真实输出塞回上下文</w:t>
         <w:br/>
         <w:br/>
-        <w:t>&amp;#x20;   4\. 模型说 finish，带最终答案退出</w:t>
+        <w:t xml:space="preserve">    4. 模型说 finish，带最终答案退出</w:t>
       </w:r>
     </w:p>
     <w:p>
@@ -734,7 +657,7 @@
         <w:rPr>
           <w:rFonts w:ascii="微软雅黑" w:hAnsi="微软雅黑" w:eastAsia="微软雅黑"/>
         </w:rPr>
-        <w:t xml:space="preserve"> 做了个工具注册表。执行前先查：这个工具名在不在表里？不在就把 "可用工具清单" 回灌给模型，让它重新选，最多重试两次。设备名也一样 —— 模型有时候说 "查 router\_a"，但我的设备列表里只有 frr1/frr2/frr3，查不到就回灌。</w:t>
+        <w:t xml:space="preserve"> 做了个工具注册表。执行前先查：这个工具名在不在表里？不在就把 "可用工具清单" 回灌给模型，让它重新选，最多重试两次。设备名也一样 —— 模型有时候说 "查 router_a"，但我的设备列表里只有 frr1/frr2/frr3，查不到就回灌。</w:t>
       </w:r>
     </w:p>
     <w:p>
@@ -923,7 +846,7 @@
           <w:color w:val="333333"/>
           <w:sz w:val="18"/>
         </w:rPr>
-        <w:t>\# docker-compose.frr.yml</w:t>
+        <w:t># docker-compose.frr.yml</w:t>
         <w:br/>
         <w:br/>
         <w:t>frr1, frr2, frr3: image: frrouting/frr</w:t>
@@ -1075,7 +998,7 @@
           <w:rFonts w:ascii="微软雅黑" w:hAnsi="微软雅黑" w:eastAsia="微软雅黑"/>
           <w:b/>
         </w:rPr>
-        <w:t>如果我在 frr1 上注入&amp;#x20;</w:t>
+        <w:t xml:space="preserve">如果我在 frr1 上注入 </w:t>
       </w:r>
       <w:r>
         <w:rPr>
@@ -1100,7 +1023,7 @@
           <w:rFonts w:ascii="微软雅黑" w:hAnsi="微软雅黑" w:eastAsia="微软雅黑"/>
           <w:b/>
         </w:rPr>
-        <w:t>&amp;#x20;故障把 eth0 关了，SSH 是不是也连不上了？</w:t>
+        <w:t xml:space="preserve"> 故障把 eth0 关了，SSH 是不是也连不上了？</w:t>
       </w:r>
       <w:r>
         <w:rPr>
@@ -1425,7 +1348,7 @@
         <w:rPr>
           <w:rFonts w:ascii="微软雅黑" w:hAnsi="微软雅黑" w:eastAsia="微软雅黑"/>
         </w:rPr>
-        <w:t>：BM25（关键词，对 "ospf\_cost" 这种专有名词稳）+ 向量（语义，对口语好），两路用 RRF 融合。</w:t>
+        <w:t>：BM25（关键词，对 "ospf_cost" 这种专有名词稳）+ 向量（语义，对口语好），两路用 RRF 融合。</w:t>
       </w:r>
     </w:p>
     <w:p>
@@ -2279,7 +2202,7 @@
         <w:rPr>
           <w:rFonts w:ascii="微软雅黑" w:hAnsi="微软雅黑" w:eastAsia="微软雅黑"/>
         </w:rPr>
-        <w:t>我写了 9 个单元测试文件 + 21 个 e2e 测试文件，共 58 个用例（本地跑 55 passed + 3 skipped，3 个是需要 Docker 的集成测试）：ReAct 循环真测试、dry-run 门、FRR 集成测试（标了 mark，CI 里跳过）、各种离谱输入的鲁棒性测试。</w:t>
+        <w:t>我写了 9 个单元测试文件 + 20 个 e2e 测试文件，共 54 个用例（本地跑 51 passed + 3 skipped，3 个是需要 Docker 的集成测试）：ReAct 循环真测试、dry-run 门、FRR 集成测试（标了 mark，CI 里跳过）、各种离谱输入的鲁棒性测试。</w:t>
       </w:r>
     </w:p>
     <w:p>
@@ -2377,7 +2300,7 @@
         <w:rPr>
           <w:rFonts w:ascii="微软雅黑" w:hAnsi="微软雅黑" w:eastAsia="微软雅黑"/>
         </w:rPr>
-        <w:t>最后 CI 绿了，覆盖率 51%—— 我没吹成 95%，sim\_ssh 0%、evaluate 16% 都老实写在 README 里。</w:t>
+        <w:t>最后 CI 绿了，覆盖率 51%—— 我没吹成 95%，evaluate 模块 16% 这种低分也老实写在 README 里，没有挑好看的数字讲。</w:t>
       </w:r>
     </w:p>
     <w:p>

--- a/docs/项目自述-从第一性原理到落地.docx
+++ b/docs/项目自述-从第一性原理到落地.docx
@@ -1489,7 +1489,7 @@
                 <w:rFonts w:ascii="微软雅黑" w:hAnsi="微软雅黑" w:eastAsia="微软雅黑"/>
                 <w:b/>
               </w:rPr>
-              <w:t>0.990</w:t>
+              <w:t>1.000</w:t>
             </w:r>
             <w:r>
               <w:rPr>
@@ -1514,7 +1514,7 @@
                 <w:rFonts w:ascii="微软雅黑" w:hAnsi="微软雅黑" w:eastAsia="微软雅黑"/>
                 <w:b/>
               </w:rPr>
-              <w:t>0.748</w:t>
+              <w:t>0.759</w:t>
             </w:r>
             <w:r>
               <w:rPr>
@@ -2202,7 +2202,7 @@
         <w:rPr>
           <w:rFonts w:ascii="微软雅黑" w:hAnsi="微软雅黑" w:eastAsia="微软雅黑"/>
         </w:rPr>
-        <w:t>我写了 9 个单元测试文件 + 20 个 e2e 测试文件，共 54 个用例（本地跑 51 passed + 3 skipped，3 个是需要 Docker 的集成测试）：ReAct 循环真测试、dry-run 门、FRR 集成测试（标了 mark，CI 里跳过）、各种离谱输入的鲁棒性测试。</w:t>
+        <w:t>我写了 9 个单元测试文件 + 20 个 e2e 测试文件，共 58 个用例（本地跑 55 passed + 3 skipped，3 个是需要 Docker 的集成测试）：ReAct 循环真测试、dry-run 门、FRR 集成测试（标了 mark，CI 里跳过）、各种离谱输入的鲁棒性测试。</w:t>
       </w:r>
     </w:p>
     <w:p>
